--- a/lab_7/лр7.docx
+++ b/lab_7/лр7.docx
@@ -2198,15 +2198,17 @@
           <w:sz w:val="19"/>
           <w:szCs w:val="19"/>
           <w:highlight w:val="white"/>
-        </w:rPr>
-      </w:pPr>
-      <w:r>
-        <w:rPr>
-          <w:rFonts w:ascii="Cascadia Mono" w:eastAsiaTheme="minorHAnsi" w:hAnsi="Cascadia Mono" w:cs="Cascadia Mono"/>
-          <w:kern w:val="0"/>
-          <w:sz w:val="19"/>
-          <w:szCs w:val="19"/>
-          <w:highlight w:val="white"/>
+          <w:lang w:val="en-US"/>
+        </w:rPr>
+      </w:pPr>
+      <w:r>
+        <w:rPr>
+          <w:rFonts w:ascii="Cascadia Mono" w:eastAsiaTheme="minorHAnsi" w:hAnsi="Cascadia Mono" w:cs="Cascadia Mono"/>
+          <w:kern w:val="0"/>
+          <w:sz w:val="19"/>
+          <w:szCs w:val="19"/>
+          <w:highlight w:val="white"/>
+          <w:lang w:val="en-US"/>
         </w:rPr>
         <w:t xml:space="preserve">    // </w:t>
       </w:r>
@@ -2227,6 +2229,7 @@
           <w:sz w:val="19"/>
           <w:szCs w:val="19"/>
           <w:highlight w:val="white"/>
+          <w:lang w:val="en-US"/>
         </w:rPr>
         <w:t xml:space="preserve"> </w:t>
       </w:r>
@@ -2248,6 +2251,7 @@
           <w:sz w:val="19"/>
           <w:szCs w:val="19"/>
           <w:highlight w:val="white"/>
+          <w:lang w:val="en-US"/>
         </w:rPr>
         <w:t xml:space="preserve"> </w:t>
       </w:r>
@@ -2268,6 +2272,7 @@
           <w:sz w:val="19"/>
           <w:szCs w:val="19"/>
           <w:highlight w:val="white"/>
+          <w:lang w:val="en-US"/>
         </w:rPr>
         <w:t xml:space="preserve"> </w:t>
       </w:r>
@@ -2289,6 +2294,7 @@
           <w:sz w:val="19"/>
           <w:szCs w:val="19"/>
           <w:highlight w:val="white"/>
+          <w:lang w:val="en-US"/>
         </w:rPr>
         <w:t xml:space="preserve"> </w:t>
       </w:r>
@@ -2309,6 +2315,7 @@
           <w:sz w:val="19"/>
           <w:szCs w:val="19"/>
           <w:highlight w:val="white"/>
+          <w:lang w:val="en-US"/>
         </w:rPr>
         <w:t xml:space="preserve"> </w:t>
       </w:r>
@@ -2329,6 +2336,7 @@
           <w:sz w:val="19"/>
           <w:szCs w:val="19"/>
           <w:highlight w:val="white"/>
+          <w:lang w:val="en-US"/>
         </w:rPr>
         <w:t xml:space="preserve"> </w:t>
       </w:r>
@@ -2371,6 +2379,7 @@
           <w:sz w:val="19"/>
           <w:szCs w:val="19"/>
           <w:highlight w:val="white"/>
+          <w:lang w:val="en-US"/>
         </w:rPr>
         <w:t xml:space="preserve">    </w:t>
       </w:r>
@@ -3435,6 +3444,7 @@
           <w:sz w:val="19"/>
           <w:szCs w:val="19"/>
           <w:highlight w:val="white"/>
+          <w:lang w:val="en-US"/>
         </w:rPr>
         <w:t xml:space="preserve">    </w:t>
       </w:r>
@@ -3565,6 +3575,7 @@
           <w:sz w:val="19"/>
           <w:szCs w:val="19"/>
           <w:highlight w:val="white"/>
+          <w:lang w:val="en-US"/>
         </w:rPr>
         <w:t xml:space="preserve">    </w:t>
       </w:r>
@@ -3597,6 +3608,7 @@
           <w:sz w:val="19"/>
           <w:szCs w:val="19"/>
           <w:highlight w:val="white"/>
+          <w:lang w:val="en-US"/>
         </w:rPr>
       </w:pPr>
       <w:r>
@@ -3627,6 +3639,7 @@
           <w:sz w:val="19"/>
           <w:szCs w:val="19"/>
           <w:highlight w:val="white"/>
+          <w:lang w:val="en-US"/>
         </w:rPr>
         <w:t>::</w:t>
       </w:r>
@@ -3650,6 +3663,7 @@
           <w:sz w:val="19"/>
           <w:szCs w:val="19"/>
           <w:highlight w:val="white"/>
+          <w:lang w:val="en-US"/>
         </w:rPr>
         <w:t xml:space="preserve"> </w:t>
       </w:r>
@@ -3673,6 +3687,7 @@
           <w:sz w:val="19"/>
           <w:szCs w:val="19"/>
           <w:highlight w:val="white"/>
+          <w:lang w:val="en-US"/>
         </w:rPr>
         <w:t>;</w:t>
       </w:r>
@@ -3705,6 +3720,7 @@
           <w:sz w:val="19"/>
           <w:szCs w:val="19"/>
           <w:highlight w:val="white"/>
+          <w:lang w:val="en-US"/>
         </w:rPr>
         <w:t xml:space="preserve">    </w:t>
       </w:r>
@@ -4603,9 +4619,6 @@
       <w:pPr>
         <w:spacing w:after="120"/>
         <w:jc w:val="center"/>
-        <w:rPr>
-          <w:lang w:val="en-US"/>
-        </w:rPr>
       </w:pPr>
       <w:r>
         <w:t xml:space="preserve">Листинг 1.1 – Код приложения </w:t>
@@ -4642,6 +4655,9 @@
         <w:jc w:val="center"/>
       </w:pPr>
       <w:r>
+        <w:rPr>
+          <w:noProof/>
+        </w:rPr>
         <w:drawing>
           <wp:inline distT="0" distB="0" distL="0" distR="0" wp14:anchorId="012FB853" wp14:editId="588509C3">
             <wp:extent cx="2238687" cy="419158"/>
@@ -4688,9 +4704,6 @@
       <w:pPr>
         <w:spacing w:after="120"/>
         <w:jc w:val="center"/>
-        <w:rPr>
-          <w:lang w:val="en-US"/>
-        </w:rPr>
       </w:pPr>
       <w:r>
         <w:t xml:space="preserve">Рисунок 1.1 – Результат приложения </w:t>
@@ -6665,16 +6678,28 @@
         <w:t>Листинг</w:t>
       </w:r>
       <w:r>
+        <w:rPr>
+          <w:lang w:val="en-US"/>
+        </w:rPr>
         <w:t xml:space="preserve"> 1.2 – </w:t>
       </w:r>
       <w:r>
         <w:t>Код</w:t>
       </w:r>
       <w:r>
+        <w:rPr>
+          <w:lang w:val="en-US"/>
+        </w:rPr>
         <w:t xml:space="preserve"> </w:t>
       </w:r>
       <w:r>
-        <w:t xml:space="preserve">приложения </w:t>
+        <w:t>приложения</w:t>
+      </w:r>
+      <w:r>
+        <w:rPr>
+          <w:lang w:val="en-US"/>
+        </w:rPr>
+        <w:t xml:space="preserve"> </w:t>
       </w:r>
       <w:r>
         <w:rPr>
@@ -6683,6 +6708,9 @@
         <w:t>Lab</w:t>
       </w:r>
       <w:r>
+        <w:rPr>
+          <w:lang w:val="en-US"/>
+        </w:rPr>
         <w:t>-07</w:t>
       </w:r>
       <w:r>
@@ -6708,6 +6736,9 @@
         <w:jc w:val="center"/>
       </w:pPr>
       <w:r>
+        <w:rPr>
+          <w:noProof/>
+        </w:rPr>
         <w:drawing>
           <wp:inline distT="0" distB="0" distL="0" distR="0" wp14:anchorId="2E762DC2" wp14:editId="1D9CF90F">
             <wp:extent cx="3648584" cy="790685"/>
@@ -6754,9 +6785,6 @@
       <w:pPr>
         <w:spacing w:after="120"/>
         <w:jc w:val="center"/>
-        <w:rPr>
-          <w:lang w:val="en-US"/>
-        </w:rPr>
       </w:pPr>
       <w:r>
         <w:t xml:space="preserve">Рисунок 1.2 – Результат приложения </w:t>
@@ -10245,9 +10273,6 @@
       <w:pPr>
         <w:spacing w:after="120"/>
         <w:jc w:val="center"/>
-        <w:rPr>
-          <w:lang w:val="en-US"/>
-        </w:rPr>
       </w:pPr>
       <w:r>
         <w:t xml:space="preserve">Листинг 1.3 – Код приложения </w:t>
@@ -10284,6 +10309,9 @@
         <w:jc w:val="center"/>
       </w:pPr>
       <w:r>
+        <w:rPr>
+          <w:noProof/>
+        </w:rPr>
         <w:drawing>
           <wp:inline distT="0" distB="0" distL="0" distR="0" wp14:anchorId="372D3D9D" wp14:editId="382C5789">
             <wp:extent cx="5277587" cy="1276528"/>
@@ -10330,9 +10358,6 @@
       <w:pPr>
         <w:spacing w:after="120"/>
         <w:jc w:val="center"/>
-        <w:rPr>
-          <w:lang w:val="en-US"/>
-        </w:rPr>
       </w:pPr>
       <w:r>
         <w:t xml:space="preserve">Рисунок 1.3 – Результат приложения </w:t>
@@ -12516,183 +12541,43 @@
           <w:sz w:val="19"/>
           <w:szCs w:val="19"/>
           <w:highlight w:val="white"/>
-        </w:rPr>
-      </w:pPr>
-      <w:r>
-        <w:rPr>
-          <w:rFonts w:ascii="Cascadia Mono" w:eastAsiaTheme="minorHAnsi" w:hAnsi="Cascadia Mono" w:cs="Cascadia Mono"/>
-          <w:kern w:val="0"/>
-          <w:sz w:val="19"/>
-          <w:szCs w:val="19"/>
-          <w:highlight w:val="white"/>
-          <w:lang w:val="en-US"/>
-        </w:rPr>
-        <w:t xml:space="preserve">    std::</w:t>
-      </w:r>
-      <w:proofErr w:type="spellStart"/>
-      <w:r>
-        <w:rPr>
-          <w:rFonts w:ascii="Cascadia Mono" w:eastAsiaTheme="minorHAnsi" w:hAnsi="Cascadia Mono" w:cs="Cascadia Mono"/>
-          <w:kern w:val="0"/>
-          <w:sz w:val="19"/>
-          <w:szCs w:val="19"/>
-          <w:highlight w:val="white"/>
-          <w:lang w:val="en-US"/>
-        </w:rPr>
-        <w:t>cout</w:t>
-      </w:r>
-      <w:proofErr w:type="spellEnd"/>
-      <w:r>
-        <w:rPr>
-          <w:rFonts w:ascii="Cascadia Mono" w:eastAsiaTheme="minorHAnsi" w:hAnsi="Cascadia Mono" w:cs="Cascadia Mono"/>
-          <w:kern w:val="0"/>
-          <w:sz w:val="19"/>
-          <w:szCs w:val="19"/>
-          <w:highlight w:val="white"/>
-          <w:lang w:val="en-US"/>
-        </w:rPr>
-        <w:t xml:space="preserve"> &lt;&lt; "</w:t>
-      </w:r>
-      <w:r>
-        <w:rPr>
-          <w:rFonts w:ascii="Cascadia Mono" w:eastAsiaTheme="minorHAnsi" w:hAnsi="Cascadia Mono" w:cs="Cascadia Mono"/>
-          <w:kern w:val="0"/>
-          <w:sz w:val="19"/>
-          <w:szCs w:val="19"/>
-          <w:highlight w:val="white"/>
-        </w:rPr>
-        <w:t>Программа</w:t>
-      </w:r>
-      <w:r>
-        <w:rPr>
-          <w:rFonts w:ascii="Cascadia Mono" w:eastAsiaTheme="minorHAnsi" w:hAnsi="Cascadia Mono" w:cs="Cascadia Mono"/>
-          <w:kern w:val="0"/>
-          <w:sz w:val="19"/>
-          <w:szCs w:val="19"/>
-          <w:highlight w:val="white"/>
-          <w:lang w:val="en-US"/>
-        </w:rPr>
-        <w:t xml:space="preserve"> </w:t>
-      </w:r>
-      <w:r>
-        <w:rPr>
-          <w:rFonts w:ascii="Cascadia Mono" w:eastAsiaTheme="minorHAnsi" w:hAnsi="Cascadia Mono" w:cs="Cascadia Mono"/>
-          <w:kern w:val="0"/>
-          <w:sz w:val="19"/>
-          <w:szCs w:val="19"/>
-          <w:highlight w:val="white"/>
-        </w:rPr>
-        <w:t>работала</w:t>
-      </w:r>
-      <w:r>
-        <w:rPr>
-          <w:rFonts w:ascii="Cascadia Mono" w:eastAsiaTheme="minorHAnsi" w:hAnsi="Cascadia Mono" w:cs="Cascadia Mono"/>
-          <w:kern w:val="0"/>
-          <w:sz w:val="19"/>
-          <w:szCs w:val="19"/>
-          <w:highlight w:val="white"/>
-          <w:lang w:val="en-US"/>
-        </w:rPr>
-        <w:t xml:space="preserve"> " &lt;&lt; </w:t>
-      </w:r>
-      <w:proofErr w:type="spellStart"/>
-      <w:r>
-        <w:rPr>
-          <w:rFonts w:ascii="Cascadia Mono" w:eastAsiaTheme="minorHAnsi" w:hAnsi="Cascadia Mono" w:cs="Cascadia Mono"/>
-          <w:kern w:val="0"/>
-          <w:sz w:val="19"/>
-          <w:szCs w:val="19"/>
-          <w:highlight w:val="white"/>
-          <w:lang w:val="en-US"/>
-        </w:rPr>
-        <w:t>runSeconds</w:t>
-      </w:r>
-      <w:proofErr w:type="spellEnd"/>
-      <w:r>
-        <w:rPr>
-          <w:rFonts w:ascii="Cascadia Mono" w:eastAsiaTheme="minorHAnsi" w:hAnsi="Cascadia Mono" w:cs="Cascadia Mono"/>
-          <w:kern w:val="0"/>
-          <w:sz w:val="19"/>
-          <w:szCs w:val="19"/>
-          <w:highlight w:val="white"/>
-          <w:lang w:val="en-US"/>
-        </w:rPr>
-        <w:t xml:space="preserve"> &lt;&lt; " </w:t>
-      </w:r>
-      <w:r>
-        <w:rPr>
-          <w:rFonts w:ascii="Cascadia Mono" w:eastAsiaTheme="minorHAnsi" w:hAnsi="Cascadia Mono" w:cs="Cascadia Mono"/>
-          <w:kern w:val="0"/>
-          <w:sz w:val="19"/>
-          <w:szCs w:val="19"/>
-          <w:highlight w:val="white"/>
-        </w:rPr>
-        <w:t>секунд</w:t>
-      </w:r>
-      <w:r>
-        <w:rPr>
-          <w:rFonts w:ascii="Cascadia Mono" w:eastAsiaTheme="minorHAnsi" w:hAnsi="Cascadia Mono" w:cs="Cascadia Mono"/>
-          <w:kern w:val="0"/>
-          <w:sz w:val="19"/>
-          <w:szCs w:val="19"/>
-          <w:highlight w:val="white"/>
-          <w:lang w:val="en-US"/>
-        </w:rPr>
-        <w:t xml:space="preserve">." </w:t>
-      </w:r>
-      <w:r>
-        <w:rPr>
-          <w:rFonts w:ascii="Cascadia Mono" w:eastAsiaTheme="minorHAnsi" w:hAnsi="Cascadia Mono" w:cs="Cascadia Mono"/>
-          <w:kern w:val="0"/>
-          <w:sz w:val="19"/>
-          <w:szCs w:val="19"/>
-          <w:highlight w:val="white"/>
-        </w:rPr>
-        <w:t xml:space="preserve">&lt;&lt; </w:t>
-      </w:r>
-      <w:proofErr w:type="spellStart"/>
-      <w:r>
-        <w:rPr>
-          <w:rFonts w:ascii="Cascadia Mono" w:eastAsiaTheme="minorHAnsi" w:hAnsi="Cascadia Mono" w:cs="Cascadia Mono"/>
-          <w:kern w:val="0"/>
-          <w:sz w:val="19"/>
-          <w:szCs w:val="19"/>
-          <w:highlight w:val="white"/>
-        </w:rPr>
-        <w:t>std</w:t>
-      </w:r>
-      <w:proofErr w:type="spellEnd"/>
-      <w:r>
-        <w:rPr>
-          <w:rFonts w:ascii="Cascadia Mono" w:eastAsiaTheme="minorHAnsi" w:hAnsi="Cascadia Mono" w:cs="Cascadia Mono"/>
-          <w:kern w:val="0"/>
-          <w:sz w:val="19"/>
-          <w:szCs w:val="19"/>
-          <w:highlight w:val="white"/>
-        </w:rPr>
-        <w:t>::</w:t>
-      </w:r>
-      <w:proofErr w:type="spellStart"/>
-      <w:r>
-        <w:rPr>
-          <w:rFonts w:ascii="Cascadia Mono" w:eastAsiaTheme="minorHAnsi" w:hAnsi="Cascadia Mono" w:cs="Cascadia Mono"/>
-          <w:kern w:val="0"/>
-          <w:sz w:val="19"/>
-          <w:szCs w:val="19"/>
-          <w:highlight w:val="white"/>
-        </w:rPr>
-        <w:t>endl</w:t>
-      </w:r>
-      <w:proofErr w:type="spellEnd"/>
-      <w:r>
-        <w:rPr>
-          <w:rFonts w:ascii="Cascadia Mono" w:eastAsiaTheme="minorHAnsi" w:hAnsi="Cascadia Mono" w:cs="Cascadia Mono"/>
-          <w:kern w:val="0"/>
-          <w:sz w:val="19"/>
-          <w:szCs w:val="19"/>
-          <w:highlight w:val="white"/>
-        </w:rPr>
-        <w:t>;</w:t>
+          <w:lang w:val="en-US"/>
+        </w:rPr>
+      </w:pPr>
+      <w:r>
+        <w:rPr>
+          <w:rFonts w:ascii="Cascadia Mono" w:eastAsiaTheme="minorHAnsi" w:hAnsi="Cascadia Mono" w:cs="Cascadia Mono"/>
+          <w:kern w:val="0"/>
+          <w:sz w:val="19"/>
+          <w:szCs w:val="19"/>
+          <w:highlight w:val="white"/>
+          <w:lang w:val="en-US"/>
+        </w:rPr>
+        <w:t xml:space="preserve">    </w:t>
+      </w:r>
+      <w:proofErr w:type="spellStart"/>
+      <w:r>
+        <w:rPr>
+          <w:rFonts w:ascii="Cascadia Mono" w:eastAsiaTheme="minorHAnsi" w:hAnsi="Cascadia Mono" w:cs="Cascadia Mono"/>
+          <w:kern w:val="0"/>
+          <w:sz w:val="19"/>
+          <w:szCs w:val="19"/>
+          <w:highlight w:val="white"/>
+          <w:lang w:val="en-US"/>
+        </w:rPr>
+        <w:t>QueryPerformanceCounter</w:t>
+      </w:r>
+      <w:proofErr w:type="spellEnd"/>
+      <w:r>
+        <w:rPr>
+          <w:rFonts w:ascii="Cascadia Mono" w:eastAsiaTheme="minorHAnsi" w:hAnsi="Cascadia Mono" w:cs="Cascadia Mono"/>
+          <w:kern w:val="0"/>
+          <w:sz w:val="19"/>
+          <w:szCs w:val="19"/>
+          <w:highlight w:val="white"/>
+          <w:lang w:val="en-US"/>
+        </w:rPr>
+        <w:t>(&amp;now);</w:t>
       </w:r>
     </w:p>
     <w:p>
@@ -12712,39 +12597,126 @@
           <w:sz w:val="19"/>
           <w:szCs w:val="19"/>
           <w:highlight w:val="white"/>
-        </w:rPr>
-      </w:pPr>
-      <w:r>
-        <w:rPr>
-          <w:rFonts w:ascii="Cascadia Mono" w:eastAsiaTheme="minorHAnsi" w:hAnsi="Cascadia Mono" w:cs="Cascadia Mono"/>
-          <w:kern w:val="0"/>
-          <w:sz w:val="19"/>
-          <w:szCs w:val="19"/>
-          <w:highlight w:val="white"/>
+          <w:lang w:val="en-US"/>
+        </w:rPr>
+      </w:pPr>
+      <w:r>
+        <w:rPr>
+          <w:rFonts w:ascii="Cascadia Mono" w:eastAsiaTheme="minorHAnsi" w:hAnsi="Cascadia Mono" w:cs="Cascadia Mono"/>
+          <w:kern w:val="0"/>
+          <w:sz w:val="19"/>
+          <w:szCs w:val="19"/>
+          <w:highlight w:val="white"/>
+          <w:lang w:val="en-US"/>
         </w:rPr>
         <w:t xml:space="preserve">    </w:t>
       </w:r>
-      <w:proofErr w:type="spellStart"/>
-      <w:r>
-        <w:rPr>
-          <w:rFonts w:ascii="Cascadia Mono" w:eastAsiaTheme="minorHAnsi" w:hAnsi="Cascadia Mono" w:cs="Cascadia Mono"/>
-          <w:kern w:val="0"/>
-          <w:sz w:val="19"/>
-          <w:szCs w:val="19"/>
-          <w:highlight w:val="white"/>
-        </w:rPr>
-        <w:t>return</w:t>
-      </w:r>
-      <w:proofErr w:type="spellEnd"/>
-      <w:r>
-        <w:rPr>
-          <w:rFonts w:ascii="Cascadia Mono" w:eastAsiaTheme="minorHAnsi" w:hAnsi="Cascadia Mono" w:cs="Cascadia Mono"/>
-          <w:kern w:val="0"/>
-          <w:sz w:val="19"/>
-          <w:szCs w:val="19"/>
-          <w:highlight w:val="white"/>
-        </w:rPr>
-        <w:t xml:space="preserve"> 0;</w:t>
+      <w:r>
+        <w:rPr>
+          <w:rFonts w:ascii="Cascadia Mono" w:eastAsiaTheme="minorHAnsi" w:hAnsi="Cascadia Mono" w:cs="Cascadia Mono"/>
+          <w:kern w:val="0"/>
+          <w:sz w:val="19"/>
+          <w:szCs w:val="19"/>
+          <w:highlight w:val="white"/>
+          <w:lang w:val="en-US"/>
+        </w:rPr>
+        <w:t xml:space="preserve">double </w:t>
+      </w:r>
+      <w:proofErr w:type="spellStart"/>
+      <w:r>
+        <w:rPr>
+          <w:rFonts w:ascii="Cascadia Mono" w:eastAsiaTheme="minorHAnsi" w:hAnsi="Cascadia Mono" w:cs="Cascadia Mono"/>
+          <w:kern w:val="0"/>
+          <w:sz w:val="19"/>
+          <w:szCs w:val="19"/>
+          <w:highlight w:val="white"/>
+          <w:lang w:val="en-US"/>
+        </w:rPr>
+        <w:t>realElapsed</w:t>
+      </w:r>
+      <w:proofErr w:type="spellEnd"/>
+      <w:r>
+        <w:rPr>
+          <w:rFonts w:ascii="Cascadia Mono" w:eastAsiaTheme="minorHAnsi" w:hAnsi="Cascadia Mono" w:cs="Cascadia Mono"/>
+          <w:kern w:val="0"/>
+          <w:sz w:val="19"/>
+          <w:szCs w:val="19"/>
+          <w:highlight w:val="white"/>
+          <w:lang w:val="en-US"/>
+        </w:rPr>
+        <w:t xml:space="preserve"> = double(</w:t>
+      </w:r>
+      <w:proofErr w:type="spellStart"/>
+      <w:r>
+        <w:rPr>
+          <w:rFonts w:ascii="Cascadia Mono" w:eastAsiaTheme="minorHAnsi" w:hAnsi="Cascadia Mono" w:cs="Cascadia Mono"/>
+          <w:kern w:val="0"/>
+          <w:sz w:val="19"/>
+          <w:szCs w:val="19"/>
+          <w:highlight w:val="white"/>
+          <w:lang w:val="en-US"/>
+        </w:rPr>
+        <w:t>now.QuadPart</w:t>
+      </w:r>
+      <w:proofErr w:type="spellEnd"/>
+      <w:r>
+        <w:rPr>
+          <w:rFonts w:ascii="Cascadia Mono" w:eastAsiaTheme="minorHAnsi" w:hAnsi="Cascadia Mono" w:cs="Cascadia Mono"/>
+          <w:kern w:val="0"/>
+          <w:sz w:val="19"/>
+          <w:szCs w:val="19"/>
+          <w:highlight w:val="white"/>
+          <w:lang w:val="en-US"/>
+        </w:rPr>
+        <w:t xml:space="preserve"> - </w:t>
+      </w:r>
+      <w:proofErr w:type="spellStart"/>
+      <w:r>
+        <w:rPr>
+          <w:rFonts w:ascii="Cascadia Mono" w:eastAsiaTheme="minorHAnsi" w:hAnsi="Cascadia Mono" w:cs="Cascadia Mono"/>
+          <w:kern w:val="0"/>
+          <w:sz w:val="19"/>
+          <w:szCs w:val="19"/>
+          <w:highlight w:val="white"/>
+          <w:lang w:val="en-US"/>
+        </w:rPr>
+        <w:t>start.QuadPart</w:t>
+      </w:r>
+      <w:proofErr w:type="spellEnd"/>
+      <w:r>
+        <w:rPr>
+          <w:rFonts w:ascii="Cascadia Mono" w:eastAsiaTheme="minorHAnsi" w:hAnsi="Cascadia Mono" w:cs="Cascadia Mono"/>
+          <w:kern w:val="0"/>
+          <w:sz w:val="19"/>
+          <w:szCs w:val="19"/>
+          <w:highlight w:val="white"/>
+          <w:lang w:val="en-US"/>
+        </w:rPr>
+        <w:t xml:space="preserve">) / </w:t>
+      </w:r>
+      <w:proofErr w:type="spellStart"/>
+      <w:r>
+        <w:rPr>
+          <w:rFonts w:ascii="Cascadia Mono" w:eastAsiaTheme="minorHAnsi" w:hAnsi="Cascadia Mono" w:cs="Cascadia Mono"/>
+          <w:kern w:val="0"/>
+          <w:sz w:val="19"/>
+          <w:szCs w:val="19"/>
+          <w:highlight w:val="white"/>
+          <w:lang w:val="en-US"/>
+        </w:rPr>
+        <w:t>freq.QuadPart</w:t>
+      </w:r>
+      <w:proofErr w:type="spellEnd"/>
+      <w:r>
+        <w:rPr>
+          <w:rFonts w:ascii="Cascadia Mono" w:eastAsiaTheme="minorHAnsi" w:hAnsi="Cascadia Mono" w:cs="Cascadia Mono"/>
+          <w:kern w:val="0"/>
+          <w:sz w:val="19"/>
+          <w:szCs w:val="19"/>
+          <w:highlight w:val="white"/>
+          <w:lang w:val="en-US"/>
+        </w:rPr>
+        <w:t>;</w:t>
       </w:r>
     </w:p>
     <w:p>
@@ -12764,15 +12736,223 @@
           <w:sz w:val="19"/>
           <w:szCs w:val="19"/>
           <w:highlight w:val="white"/>
-        </w:rPr>
-      </w:pPr>
-      <w:r>
-        <w:rPr>
-          <w:rFonts w:ascii="Cascadia Mono" w:eastAsiaTheme="minorHAnsi" w:hAnsi="Cascadia Mono" w:cs="Cascadia Mono"/>
-          <w:kern w:val="0"/>
-          <w:sz w:val="19"/>
-          <w:szCs w:val="19"/>
-          <w:highlight w:val="white"/>
+          <w:lang w:val="en-US"/>
+        </w:rPr>
+      </w:pPr>
+    </w:p>
+    <w:p>
+      <w:pPr>
+        <w:pBdr>
+          <w:top w:val="single" w:sz="4" w:space="1" w:color="auto"/>
+          <w:left w:val="single" w:sz="4" w:space="4" w:color="auto"/>
+          <w:bottom w:val="single" w:sz="4" w:space="1" w:color="auto"/>
+          <w:right w:val="single" w:sz="4" w:space="4" w:color="auto"/>
+        </w:pBdr>
+        <w:spacing w:after="0"/>
+        <w:ind w:firstLine="709"/>
+        <w:jc w:val="both"/>
+        <w:rPr>
+          <w:rFonts w:ascii="Cascadia Mono" w:eastAsiaTheme="minorHAnsi" w:hAnsi="Cascadia Mono" w:cs="Cascadia Mono"/>
+          <w:kern w:val="0"/>
+          <w:sz w:val="19"/>
+          <w:szCs w:val="19"/>
+          <w:highlight w:val="white"/>
+          <w:lang w:val="en-US"/>
+        </w:rPr>
+      </w:pPr>
+      <w:r>
+        <w:rPr>
+          <w:rFonts w:ascii="Cascadia Mono" w:eastAsiaTheme="minorHAnsi" w:hAnsi="Cascadia Mono" w:cs="Cascadia Mono"/>
+          <w:kern w:val="0"/>
+          <w:sz w:val="19"/>
+          <w:szCs w:val="19"/>
+          <w:highlight w:val="white"/>
+        </w:rPr>
+        <w:t xml:space="preserve">  </w:t>
+      </w:r>
+      <w:r>
+        <w:rPr>
+          <w:rFonts w:ascii="Cascadia Mono" w:eastAsiaTheme="minorHAnsi" w:hAnsi="Cascadia Mono" w:cs="Cascadia Mono"/>
+          <w:kern w:val="0"/>
+          <w:sz w:val="19"/>
+          <w:szCs w:val="19"/>
+          <w:highlight w:val="white"/>
+        </w:rPr>
+        <w:t xml:space="preserve">  </w:t>
+      </w:r>
+      <w:r>
+        <w:rPr>
+          <w:rFonts w:ascii="Cascadia Mono" w:eastAsiaTheme="minorHAnsi" w:hAnsi="Cascadia Mono" w:cs="Cascadia Mono"/>
+          <w:kern w:val="0"/>
+          <w:sz w:val="19"/>
+          <w:szCs w:val="19"/>
+          <w:highlight w:val="white"/>
+          <w:lang w:val="en-US"/>
+        </w:rPr>
+        <w:t>std</w:t>
+      </w:r>
+      <w:r>
+        <w:rPr>
+          <w:rFonts w:ascii="Cascadia Mono" w:eastAsiaTheme="minorHAnsi" w:hAnsi="Cascadia Mono" w:cs="Cascadia Mono"/>
+          <w:kern w:val="0"/>
+          <w:sz w:val="19"/>
+          <w:szCs w:val="19"/>
+          <w:highlight w:val="white"/>
+        </w:rPr>
+        <w:t>::</w:t>
+      </w:r>
+      <w:proofErr w:type="spellStart"/>
+      <w:r>
+        <w:rPr>
+          <w:rFonts w:ascii="Cascadia Mono" w:eastAsiaTheme="minorHAnsi" w:hAnsi="Cascadia Mono" w:cs="Cascadia Mono"/>
+          <w:kern w:val="0"/>
+          <w:sz w:val="19"/>
+          <w:szCs w:val="19"/>
+          <w:highlight w:val="white"/>
+          <w:lang w:val="en-US"/>
+        </w:rPr>
+        <w:t>cout</w:t>
+      </w:r>
+      <w:proofErr w:type="spellEnd"/>
+      <w:r>
+        <w:rPr>
+          <w:rFonts w:ascii="Cascadia Mono" w:eastAsiaTheme="minorHAnsi" w:hAnsi="Cascadia Mono" w:cs="Cascadia Mono"/>
+          <w:kern w:val="0"/>
+          <w:sz w:val="19"/>
+          <w:szCs w:val="19"/>
+          <w:highlight w:val="white"/>
+        </w:rPr>
+        <w:t xml:space="preserve"> &lt;&lt; "Программа работала " &lt;&lt; </w:t>
+      </w:r>
+      <w:proofErr w:type="spellStart"/>
+      <w:r>
+        <w:rPr>
+          <w:rFonts w:ascii="Cascadia Mono" w:eastAsiaTheme="minorHAnsi" w:hAnsi="Cascadia Mono" w:cs="Cascadia Mono"/>
+          <w:kern w:val="0"/>
+          <w:sz w:val="19"/>
+          <w:szCs w:val="19"/>
+          <w:highlight w:val="white"/>
+          <w:lang w:val="en-US"/>
+        </w:rPr>
+        <w:t>realElapsed</w:t>
+      </w:r>
+      <w:proofErr w:type="spellEnd"/>
+      <w:r>
+        <w:rPr>
+          <w:rFonts w:ascii="Cascadia Mono" w:eastAsiaTheme="minorHAnsi" w:hAnsi="Cascadia Mono" w:cs="Cascadia Mono"/>
+          <w:kern w:val="0"/>
+          <w:sz w:val="19"/>
+          <w:szCs w:val="19"/>
+          <w:highlight w:val="white"/>
+        </w:rPr>
+        <w:t xml:space="preserve"> &lt;&lt; " секунд." </w:t>
+      </w:r>
+      <w:r>
+        <w:rPr>
+          <w:rFonts w:ascii="Cascadia Mono" w:eastAsiaTheme="minorHAnsi" w:hAnsi="Cascadia Mono" w:cs="Cascadia Mono"/>
+          <w:kern w:val="0"/>
+          <w:sz w:val="19"/>
+          <w:szCs w:val="19"/>
+          <w:highlight w:val="white"/>
+          <w:lang w:val="en-US"/>
+        </w:rPr>
+        <w:t>&lt;&lt; std::</w:t>
+      </w:r>
+      <w:proofErr w:type="spellStart"/>
+      <w:r>
+        <w:rPr>
+          <w:rFonts w:ascii="Cascadia Mono" w:eastAsiaTheme="minorHAnsi" w:hAnsi="Cascadia Mono" w:cs="Cascadia Mono"/>
+          <w:kern w:val="0"/>
+          <w:sz w:val="19"/>
+          <w:szCs w:val="19"/>
+          <w:highlight w:val="white"/>
+          <w:lang w:val="en-US"/>
+        </w:rPr>
+        <w:t>endl</w:t>
+      </w:r>
+      <w:proofErr w:type="spellEnd"/>
+      <w:r>
+        <w:rPr>
+          <w:rFonts w:ascii="Cascadia Mono" w:eastAsiaTheme="minorHAnsi" w:hAnsi="Cascadia Mono" w:cs="Cascadia Mono"/>
+          <w:kern w:val="0"/>
+          <w:sz w:val="19"/>
+          <w:szCs w:val="19"/>
+          <w:highlight w:val="white"/>
+          <w:lang w:val="en-US"/>
+        </w:rPr>
+        <w:t>;</w:t>
+      </w:r>
+    </w:p>
+    <w:p>
+      <w:pPr>
+        <w:pBdr>
+          <w:top w:val="single" w:sz="4" w:space="1" w:color="auto"/>
+          <w:left w:val="single" w:sz="4" w:space="4" w:color="auto"/>
+          <w:bottom w:val="single" w:sz="4" w:space="1" w:color="auto"/>
+          <w:right w:val="single" w:sz="4" w:space="4" w:color="auto"/>
+        </w:pBdr>
+        <w:spacing w:after="0"/>
+        <w:ind w:firstLine="709"/>
+        <w:jc w:val="both"/>
+        <w:rPr>
+          <w:rFonts w:ascii="Cascadia Mono" w:eastAsiaTheme="minorHAnsi" w:hAnsi="Cascadia Mono" w:cs="Cascadia Mono"/>
+          <w:kern w:val="0"/>
+          <w:sz w:val="19"/>
+          <w:szCs w:val="19"/>
+          <w:highlight w:val="white"/>
+          <w:lang w:val="en-US"/>
+        </w:rPr>
+      </w:pPr>
+      <w:r>
+        <w:rPr>
+          <w:rFonts w:ascii="Cascadia Mono" w:eastAsiaTheme="minorHAnsi" w:hAnsi="Cascadia Mono" w:cs="Cascadia Mono"/>
+          <w:kern w:val="0"/>
+          <w:sz w:val="19"/>
+          <w:szCs w:val="19"/>
+          <w:highlight w:val="white"/>
+        </w:rPr>
+        <w:t xml:space="preserve">    </w:t>
+      </w:r>
+      <w:r>
+        <w:rPr>
+          <w:rFonts w:ascii="Cascadia Mono" w:eastAsiaTheme="minorHAnsi" w:hAnsi="Cascadia Mono" w:cs="Cascadia Mono"/>
+          <w:kern w:val="0"/>
+          <w:sz w:val="19"/>
+          <w:szCs w:val="19"/>
+          <w:highlight w:val="white"/>
+          <w:lang w:val="en-US"/>
+        </w:rPr>
+        <w:t>return 0;</w:t>
+      </w:r>
+    </w:p>
+    <w:p>
+      <w:pPr>
+        <w:pBdr>
+          <w:top w:val="single" w:sz="4" w:space="1" w:color="auto"/>
+          <w:left w:val="single" w:sz="4" w:space="4" w:color="auto"/>
+          <w:bottom w:val="single" w:sz="4" w:space="1" w:color="auto"/>
+          <w:right w:val="single" w:sz="4" w:space="4" w:color="auto"/>
+        </w:pBdr>
+        <w:spacing w:after="0"/>
+        <w:ind w:firstLine="709"/>
+        <w:jc w:val="both"/>
+        <w:rPr>
+          <w:rFonts w:ascii="Cascadia Mono" w:eastAsiaTheme="minorHAnsi" w:hAnsi="Cascadia Mono" w:cs="Cascadia Mono"/>
+          <w:kern w:val="0"/>
+          <w:sz w:val="19"/>
+          <w:szCs w:val="19"/>
+          <w:highlight w:val="white"/>
+          <w:lang w:val="en-US"/>
+        </w:rPr>
+      </w:pPr>
+      <w:r>
+        <w:rPr>
+          <w:rFonts w:ascii="Cascadia Mono" w:eastAsiaTheme="minorHAnsi" w:hAnsi="Cascadia Mono" w:cs="Cascadia Mono"/>
+          <w:kern w:val="0"/>
+          <w:sz w:val="19"/>
+          <w:szCs w:val="19"/>
+          <w:highlight w:val="white"/>
+          <w:lang w:val="en-US"/>
         </w:rPr>
         <w:t>}</w:t>
       </w:r>
@@ -12781,9 +12961,6 @@
       <w:pPr>
         <w:spacing w:after="120"/>
         <w:jc w:val="center"/>
-        <w:rPr>
-          <w:lang w:val="en-US"/>
-        </w:rPr>
       </w:pPr>
       <w:r>
         <w:t xml:space="preserve">Листинг 1.4 – Код приложения </w:t>
@@ -12822,10 +12999,10 @@
       <w:r>
         <w:lastRenderedPageBreak/>
         <w:drawing>
-          <wp:inline distT="0" distB="0" distL="0" distR="0" wp14:anchorId="67CD926D" wp14:editId="2B5B8DE6">
-            <wp:extent cx="1901190" cy="3802381"/>
-            <wp:effectExtent l="19050" t="19050" r="22860" b="26670"/>
-            <wp:docPr id="1099396605" name="Рисунок 1"/>
+          <wp:inline distT="0" distB="0" distL="0" distR="0" wp14:anchorId="7A602EF9" wp14:editId="37979EAD">
+            <wp:extent cx="2762394" cy="3680460"/>
+            <wp:effectExtent l="19050" t="19050" r="19050" b="15240"/>
+            <wp:docPr id="1957326434" name="Рисунок 1"/>
             <wp:cNvGraphicFramePr>
               <a:graphicFrameLocks xmlns:a="http://schemas.openxmlformats.org/drawingml/2006/main" noChangeAspect="1"/>
             </wp:cNvGraphicFramePr>
@@ -12833,7 +13010,7 @@
               <a:graphicData uri="http://schemas.openxmlformats.org/drawingml/2006/picture">
                 <pic:pic xmlns:pic="http://schemas.openxmlformats.org/drawingml/2006/picture">
                   <pic:nvPicPr>
-                    <pic:cNvPr id="1099396605" name=""/>
+                    <pic:cNvPr id="1957326434" name=""/>
                     <pic:cNvPicPr/>
                   </pic:nvPicPr>
                   <pic:blipFill>
@@ -12845,7 +13022,7 @@
                   <pic:spPr>
                     <a:xfrm>
                       <a:off x="0" y="0"/>
-                      <a:ext cx="1901464" cy="3802929"/>
+                      <a:ext cx="2773217" cy="3694879"/>
                     </a:xfrm>
                     <a:prstGeom prst="rect">
                       <a:avLst/>
@@ -12867,12 +13044,25 @@
       <w:pPr>
         <w:spacing w:after="120"/>
         <w:jc w:val="center"/>
-        <w:rPr>
-          <w:lang w:val="en-US"/>
-        </w:rPr>
-      </w:pPr>
-      <w:r>
-        <w:t xml:space="preserve">Рисунок 1.4 – Результат приложения </w:t>
+      </w:pPr>
+      <w:r>
+        <w:t xml:space="preserve">Рисунок 1.4 – Результат </w:t>
+      </w:r>
+      <w:proofErr w:type="spellStart"/>
+      <w:r>
+        <w:t>прило</w:t>
+      </w:r>
+      <w:proofErr w:type="spellEnd"/>
+      <w:r>
+        <w:t xml:space="preserve"> </w:t>
+      </w:r>
+      <w:proofErr w:type="spellStart"/>
+      <w:r>
+        <w:t>жения</w:t>
+      </w:r>
+      <w:proofErr w:type="spellEnd"/>
+      <w:r>
+        <w:t xml:space="preserve"> </w:t>
       </w:r>
       <w:r>
         <w:rPr>
@@ -12996,7 +13186,6 @@
         <w:jc w:val="both"/>
         <w:rPr>
           <w:bCs/>
-          <w:lang w:val="en-US"/>
         </w:rPr>
       </w:pPr>
       <w:r>
@@ -13562,6 +13751,7 @@
           <w:sz w:val="19"/>
           <w:szCs w:val="19"/>
           <w:highlight w:val="white"/>
+          <w:lang w:val="en-US"/>
         </w:rPr>
       </w:pPr>
     </w:p>
@@ -13706,18 +13896,18 @@
           <w:sz w:val="19"/>
           <w:szCs w:val="19"/>
           <w:highlight w:val="white"/>
-        </w:rPr>
-      </w:pPr>
-      <w:r>
-        <w:rPr>
-          <w:rFonts w:ascii="Cascadia Mono" w:eastAsiaTheme="minorHAnsi" w:hAnsi="Cascadia Mono" w:cs="Cascadia Mono"/>
-          <w:kern w:val="0"/>
-          <w:sz w:val="19"/>
-          <w:szCs w:val="19"/>
-          <w:highlight w:val="white"/>
-          <w:lang w:val="en-US"/>
-        </w:rPr>
-        <w:lastRenderedPageBreak/>
+          <w:lang w:val="en-US"/>
+        </w:rPr>
+      </w:pPr>
+      <w:r>
+        <w:rPr>
+          <w:rFonts w:ascii="Cascadia Mono" w:eastAsiaTheme="minorHAnsi" w:hAnsi="Cascadia Mono" w:cs="Cascadia Mono"/>
+          <w:kern w:val="0"/>
+          <w:sz w:val="19"/>
+          <w:szCs w:val="19"/>
+          <w:highlight w:val="white"/>
+          <w:lang w:val="en-US"/>
+        </w:rPr>
         <w:t xml:space="preserve">        </w:t>
       </w:r>
     </w:p>
@@ -13752,6 +13942,7 @@
           <w:highlight w:val="white"/>
           <w:lang w:val="en-US"/>
         </w:rPr>
+        <w:lastRenderedPageBreak/>
         <w:t xml:space="preserve">CREATE_NEW_CONSOLE, </w:t>
       </w:r>
       <w:proofErr w:type="spellStart"/>
@@ -14433,19 +14624,28 @@
           <w:sz w:val="19"/>
           <w:szCs w:val="19"/>
           <w:highlight w:val="white"/>
-          <w:lang w:val="en-US"/>
-        </w:rPr>
-      </w:pPr>
-      <w:r>
-        <w:rPr>
-          <w:rFonts w:ascii="Cascadia Mono" w:eastAsiaTheme="minorHAnsi" w:hAnsi="Cascadia Mono" w:cs="Cascadia Mono"/>
-          <w:kern w:val="0"/>
-          <w:sz w:val="19"/>
-          <w:szCs w:val="19"/>
-          <w:highlight w:val="white"/>
-          <w:lang w:val="en-US"/>
-        </w:rPr>
-        <w:t xml:space="preserve">        return 1;</w:t>
+        </w:rPr>
+      </w:pPr>
+      <w:r>
+        <w:rPr>
+          <w:rFonts w:ascii="Cascadia Mono" w:eastAsiaTheme="minorHAnsi" w:hAnsi="Cascadia Mono" w:cs="Cascadia Mono"/>
+          <w:kern w:val="0"/>
+          <w:sz w:val="19"/>
+          <w:szCs w:val="19"/>
+          <w:highlight w:val="white"/>
+          <w:lang w:val="en-US"/>
+        </w:rPr>
+        <w:t xml:space="preserve">        return</w:t>
+      </w:r>
+      <w:r>
+        <w:rPr>
+          <w:rFonts w:ascii="Cascadia Mono" w:eastAsiaTheme="minorHAnsi" w:hAnsi="Cascadia Mono" w:cs="Cascadia Mono"/>
+          <w:kern w:val="0"/>
+          <w:sz w:val="19"/>
+          <w:szCs w:val="19"/>
+          <w:highlight w:val="white"/>
+        </w:rPr>
+        <w:t xml:space="preserve"> 1;</w:t>
       </w:r>
     </w:p>
     <w:p>
@@ -14475,7 +14675,6 @@
           <w:sz w:val="19"/>
           <w:szCs w:val="19"/>
           <w:highlight w:val="white"/>
-          <w:lang w:val="en-US"/>
         </w:rPr>
         <w:t xml:space="preserve">    </w:t>
       </w:r>
@@ -15179,7 +15378,6 @@
         <w:jc w:val="center"/>
         <w:rPr>
           <w:bCs/>
-          <w:lang w:val="en-US"/>
         </w:rPr>
       </w:pPr>
       <w:r>
@@ -15231,6 +15429,9 @@
         <w:jc w:val="center"/>
       </w:pPr>
       <w:r>
+        <w:rPr>
+          <w:noProof/>
+        </w:rPr>
         <w:drawing>
           <wp:inline distT="0" distB="0" distL="0" distR="0" wp14:anchorId="7ADEE44C" wp14:editId="4D32062B">
             <wp:extent cx="5208270" cy="3688217"/>
@@ -15302,6 +15503,7 @@
       </w:pPr>
       <w:r>
         <w:rPr>
+          <w:noProof/>
           <w:lang w:val="en-US"/>
         </w:rPr>
         <w:lastRenderedPageBreak/>
@@ -15372,6 +15574,9 @@
         <w:jc w:val="center"/>
       </w:pPr>
       <w:r>
+        <w:rPr>
+          <w:noProof/>
+        </w:rPr>
         <w:drawing>
           <wp:inline distT="0" distB="0" distL="0" distR="0" wp14:anchorId="0E3A8A26" wp14:editId="1F7A6018">
             <wp:extent cx="5322570" cy="1741187"/>
@@ -19007,7 +19212,6 @@
         <w:jc w:val="center"/>
         <w:rPr>
           <w:szCs w:val="28"/>
-          <w:lang w:val="en-US"/>
         </w:rPr>
       </w:pPr>
       <w:r>
@@ -19063,6 +19267,7 @@
       </w:pPr>
       <w:r>
         <w:rPr>
+          <w:noProof/>
           <w:szCs w:val="28"/>
         </w:rPr>
         <w:drawing>
@@ -19113,7 +19318,6 @@
         <w:jc w:val="center"/>
         <w:rPr>
           <w:szCs w:val="28"/>
-          <w:lang w:val="en-US"/>
         </w:rPr>
       </w:pPr>
       <w:r>
@@ -21723,7 +21927,7 @@
           <w:kern w:val="0"/>
           <w:sz w:val="20"/>
           <w:szCs w:val="20"/>
-          <w:lang w:eastAsia="ru-RU"/>
+          <w:lang w:val="be-BY" w:eastAsia="ru-RU"/>
           <w14:ligatures w14:val="none"/>
         </w:rPr>
       </w:pPr>
@@ -21755,7 +21959,7 @@
           <w:kern w:val="0"/>
           <w:sz w:val="20"/>
           <w:szCs w:val="20"/>
-          <w:lang w:eastAsia="ru-RU"/>
+          <w:lang w:val="be-BY" w:eastAsia="ru-RU"/>
           <w14:ligatures w14:val="none"/>
         </w:rPr>
         <w:t>}</w:t>
@@ -21793,7 +21997,7 @@
           <w:kern w:val="0"/>
           <w:sz w:val="20"/>
           <w:szCs w:val="20"/>
-          <w:lang w:val="en-US" w:eastAsia="ru-RU"/>
+          <w:lang w:val="be-BY" w:eastAsia="ru-RU"/>
           <w14:ligatures w14:val="none"/>
         </w:rPr>
       </w:pPr>
@@ -21830,20 +22034,42 @@
           <w:kern w:val="0"/>
           <w:sz w:val="20"/>
           <w:szCs w:val="20"/>
-          <w:lang w:val="en-US" w:eastAsia="ru-RU"/>
-          <w14:ligatures w14:val="none"/>
-        </w:rPr>
-      </w:pPr>
-      <w:r>
-        <w:rPr>
-          <w:rFonts w:ascii="Courier New" w:eastAsia="Times New Roman" w:hAnsi="Courier New" w:cs="Courier New"/>
-          <w:kern w:val="0"/>
-          <w:sz w:val="20"/>
-          <w:szCs w:val="20"/>
-          <w:lang w:val="en-US" w:eastAsia="ru-RU"/>
-          <w14:ligatures w14:val="none"/>
-        </w:rPr>
-        <w:t xml:space="preserve">        if (</w:t>
+          <w:lang w:val="be-BY" w:eastAsia="ru-RU"/>
+          <w14:ligatures w14:val="none"/>
+        </w:rPr>
+      </w:pPr>
+      <w:r>
+        <w:rPr>
+          <w:rFonts w:ascii="Courier New" w:eastAsia="Times New Roman" w:hAnsi="Courier New" w:cs="Courier New"/>
+          <w:kern w:val="0"/>
+          <w:sz w:val="20"/>
+          <w:szCs w:val="20"/>
+          <w:lang w:val="be-BY" w:eastAsia="ru-RU"/>
+          <w14:ligatures w14:val="none"/>
+        </w:rPr>
+        <w:t xml:space="preserve">        </w:t>
+      </w:r>
+      <w:r>
+        <w:rPr>
+          <w:rFonts w:ascii="Courier New" w:eastAsia="Times New Roman" w:hAnsi="Courier New" w:cs="Courier New"/>
+          <w:kern w:val="0"/>
+          <w:sz w:val="20"/>
+          <w:szCs w:val="20"/>
+          <w:lang w:val="en-US" w:eastAsia="ru-RU"/>
+          <w14:ligatures w14:val="none"/>
+        </w:rPr>
+        <w:t>if</w:t>
+      </w:r>
+      <w:r>
+        <w:rPr>
+          <w:rFonts w:ascii="Courier New" w:eastAsia="Times New Roman" w:hAnsi="Courier New" w:cs="Courier New"/>
+          <w:kern w:val="0"/>
+          <w:sz w:val="20"/>
+          <w:szCs w:val="20"/>
+          <w:lang w:val="be-BY" w:eastAsia="ru-RU"/>
+          <w14:ligatures w14:val="none"/>
+        </w:rPr>
+        <w:t xml:space="preserve"> (</w:t>
       </w:r>
       <w:proofErr w:type="spellStart"/>
       <w:r>
@@ -21864,7 +22090,7 @@
           <w:kern w:val="0"/>
           <w:sz w:val="20"/>
           <w:szCs w:val="20"/>
-          <w:lang w:val="en-US" w:eastAsia="ru-RU"/>
+          <w:lang w:val="be-BY" w:eastAsia="ru-RU"/>
           <w14:ligatures w14:val="none"/>
         </w:rPr>
         <w:t xml:space="preserve"> &gt;= 15.0) {</w:t>
@@ -21902,20 +22128,42 @@
           <w:kern w:val="0"/>
           <w:sz w:val="20"/>
           <w:szCs w:val="20"/>
-          <w:lang w:val="en-US" w:eastAsia="ru-RU"/>
-          <w14:ligatures w14:val="none"/>
-        </w:rPr>
-      </w:pPr>
-      <w:r>
-        <w:rPr>
-          <w:rFonts w:ascii="Courier New" w:eastAsia="Times New Roman" w:hAnsi="Courier New" w:cs="Courier New"/>
-          <w:kern w:val="0"/>
-          <w:sz w:val="20"/>
-          <w:szCs w:val="20"/>
-          <w:lang w:val="en-US" w:eastAsia="ru-RU"/>
-          <w14:ligatures w14:val="none"/>
-        </w:rPr>
-        <w:t xml:space="preserve">            std::</w:t>
+          <w:lang w:val="be-BY" w:eastAsia="ru-RU"/>
+          <w14:ligatures w14:val="none"/>
+        </w:rPr>
+      </w:pPr>
+      <w:r>
+        <w:rPr>
+          <w:rFonts w:ascii="Courier New" w:eastAsia="Times New Roman" w:hAnsi="Courier New" w:cs="Courier New"/>
+          <w:kern w:val="0"/>
+          <w:sz w:val="20"/>
+          <w:szCs w:val="20"/>
+          <w:lang w:val="be-BY" w:eastAsia="ru-RU"/>
+          <w14:ligatures w14:val="none"/>
+        </w:rPr>
+        <w:t xml:space="preserve">            </w:t>
+      </w:r>
+      <w:r>
+        <w:rPr>
+          <w:rFonts w:ascii="Courier New" w:eastAsia="Times New Roman" w:hAnsi="Courier New" w:cs="Courier New"/>
+          <w:kern w:val="0"/>
+          <w:sz w:val="20"/>
+          <w:szCs w:val="20"/>
+          <w:lang w:val="en-US" w:eastAsia="ru-RU"/>
+          <w14:ligatures w14:val="none"/>
+        </w:rPr>
+        <w:t>std</w:t>
+      </w:r>
+      <w:r>
+        <w:rPr>
+          <w:rFonts w:ascii="Courier New" w:eastAsia="Times New Roman" w:hAnsi="Courier New" w:cs="Courier New"/>
+          <w:kern w:val="0"/>
+          <w:sz w:val="20"/>
+          <w:szCs w:val="20"/>
+          <w:lang w:val="be-BY" w:eastAsia="ru-RU"/>
+          <w14:ligatures w14:val="none"/>
+        </w:rPr>
+        <w:t>::</w:t>
       </w:r>
       <w:proofErr w:type="spellStart"/>
       <w:r>
@@ -21936,98 +22184,76 @@
           <w:kern w:val="0"/>
           <w:sz w:val="20"/>
           <w:szCs w:val="20"/>
-          <w:lang w:val="en-US" w:eastAsia="ru-RU"/>
-          <w14:ligatures w14:val="none"/>
-        </w:rPr>
-        <w:t xml:space="preserve"> &lt;&lt; "</w:t>
-      </w:r>
-      <w:r>
-        <w:rPr>
-          <w:rFonts w:ascii="Courier New" w:eastAsia="Times New Roman" w:hAnsi="Courier New" w:cs="Courier New"/>
-          <w:kern w:val="0"/>
-          <w:sz w:val="20"/>
-          <w:szCs w:val="20"/>
-          <w:lang w:eastAsia="ru-RU"/>
-          <w14:ligatures w14:val="none"/>
-        </w:rPr>
-        <w:t>Итераций</w:t>
-      </w:r>
-      <w:r>
-        <w:rPr>
-          <w:rFonts w:ascii="Courier New" w:eastAsia="Times New Roman" w:hAnsi="Courier New" w:cs="Courier New"/>
-          <w:kern w:val="0"/>
-          <w:sz w:val="20"/>
-          <w:szCs w:val="20"/>
-          <w:lang w:val="en-US" w:eastAsia="ru-RU"/>
-          <w14:ligatures w14:val="none"/>
-        </w:rPr>
-        <w:t xml:space="preserve"> </w:t>
-      </w:r>
-      <w:r>
-        <w:rPr>
-          <w:rFonts w:ascii="Courier New" w:eastAsia="Times New Roman" w:hAnsi="Courier New" w:cs="Courier New"/>
-          <w:kern w:val="0"/>
-          <w:sz w:val="20"/>
-          <w:szCs w:val="20"/>
-          <w:lang w:eastAsia="ru-RU"/>
-          <w14:ligatures w14:val="none"/>
-        </w:rPr>
-        <w:t>за</w:t>
-      </w:r>
-      <w:r>
-        <w:rPr>
-          <w:rFonts w:ascii="Courier New" w:eastAsia="Times New Roman" w:hAnsi="Courier New" w:cs="Courier New"/>
-          <w:kern w:val="0"/>
-          <w:sz w:val="20"/>
-          <w:szCs w:val="20"/>
-          <w:lang w:val="en-US" w:eastAsia="ru-RU"/>
-          <w14:ligatures w14:val="none"/>
-        </w:rPr>
-        <w:t xml:space="preserve"> 15 </w:t>
-      </w:r>
-      <w:r>
-        <w:rPr>
-          <w:rFonts w:ascii="Courier New" w:eastAsia="Times New Roman" w:hAnsi="Courier New" w:cs="Courier New"/>
-          <w:kern w:val="0"/>
-          <w:sz w:val="20"/>
-          <w:szCs w:val="20"/>
-          <w:lang w:eastAsia="ru-RU"/>
-          <w14:ligatures w14:val="none"/>
-        </w:rPr>
-        <w:t>секунд</w:t>
-      </w:r>
-      <w:r>
-        <w:rPr>
-          <w:rFonts w:ascii="Courier New" w:eastAsia="Times New Roman" w:hAnsi="Courier New" w:cs="Courier New"/>
-          <w:kern w:val="0"/>
-          <w:sz w:val="20"/>
-          <w:szCs w:val="20"/>
-          <w:lang w:val="en-US" w:eastAsia="ru-RU"/>
-          <w14:ligatures w14:val="none"/>
-        </w:rPr>
-        <w:t xml:space="preserve"> CPU (</w:t>
-      </w:r>
-      <w:r>
-        <w:rPr>
-          <w:rFonts w:ascii="Courier New" w:eastAsia="Times New Roman" w:hAnsi="Courier New" w:cs="Courier New"/>
-          <w:kern w:val="0"/>
-          <w:sz w:val="20"/>
-          <w:szCs w:val="20"/>
-          <w:lang w:eastAsia="ru-RU"/>
-          <w14:ligatures w14:val="none"/>
-        </w:rPr>
-        <w:t>итог</w:t>
-      </w:r>
-      <w:r>
-        <w:rPr>
-          <w:rFonts w:ascii="Courier New" w:eastAsia="Times New Roman" w:hAnsi="Courier New" w:cs="Courier New"/>
-          <w:kern w:val="0"/>
-          <w:sz w:val="20"/>
-          <w:szCs w:val="20"/>
-          <w:lang w:val="en-US" w:eastAsia="ru-RU"/>
-          <w14:ligatures w14:val="none"/>
-        </w:rPr>
-        <w:t>): " &lt;&lt; counter &lt;&lt; std::</w:t>
+          <w:lang w:val="be-BY" w:eastAsia="ru-RU"/>
+          <w14:ligatures w14:val="none"/>
+        </w:rPr>
+        <w:t xml:space="preserve"> &lt;&lt; "Итераций за 15 секунд </w:t>
+      </w:r>
+      <w:r>
+        <w:rPr>
+          <w:rFonts w:ascii="Courier New" w:eastAsia="Times New Roman" w:hAnsi="Courier New" w:cs="Courier New"/>
+          <w:kern w:val="0"/>
+          <w:sz w:val="20"/>
+          <w:szCs w:val="20"/>
+          <w:lang w:val="en-US" w:eastAsia="ru-RU"/>
+          <w14:ligatures w14:val="none"/>
+        </w:rPr>
+        <w:t>CPU</w:t>
+      </w:r>
+      <w:r>
+        <w:rPr>
+          <w:rFonts w:ascii="Courier New" w:eastAsia="Times New Roman" w:hAnsi="Courier New" w:cs="Courier New"/>
+          <w:kern w:val="0"/>
+          <w:sz w:val="20"/>
+          <w:szCs w:val="20"/>
+          <w:lang w:val="be-BY" w:eastAsia="ru-RU"/>
+          <w14:ligatures w14:val="none"/>
+        </w:rPr>
+        <w:t xml:space="preserve"> (итог): " &lt;&lt; </w:t>
+      </w:r>
+      <w:r>
+        <w:rPr>
+          <w:rFonts w:ascii="Courier New" w:eastAsia="Times New Roman" w:hAnsi="Courier New" w:cs="Courier New"/>
+          <w:kern w:val="0"/>
+          <w:sz w:val="20"/>
+          <w:szCs w:val="20"/>
+          <w:lang w:val="en-US" w:eastAsia="ru-RU"/>
+          <w14:ligatures w14:val="none"/>
+        </w:rPr>
+        <w:t>counter</w:t>
+      </w:r>
+      <w:r>
+        <w:rPr>
+          <w:rFonts w:ascii="Courier New" w:eastAsia="Times New Roman" w:hAnsi="Courier New" w:cs="Courier New"/>
+          <w:kern w:val="0"/>
+          <w:sz w:val="20"/>
+          <w:szCs w:val="20"/>
+          <w:lang w:val="be-BY" w:eastAsia="ru-RU"/>
+          <w14:ligatures w14:val="none"/>
+        </w:rPr>
+        <w:t xml:space="preserve"> &lt;&lt; </w:t>
+      </w:r>
+      <w:r>
+        <w:rPr>
+          <w:rFonts w:ascii="Courier New" w:eastAsia="Times New Roman" w:hAnsi="Courier New" w:cs="Courier New"/>
+          <w:kern w:val="0"/>
+          <w:sz w:val="20"/>
+          <w:szCs w:val="20"/>
+          <w:lang w:val="en-US" w:eastAsia="ru-RU"/>
+          <w14:ligatures w14:val="none"/>
+        </w:rPr>
+        <w:t>std</w:t>
+      </w:r>
+      <w:r>
+        <w:rPr>
+          <w:rFonts w:ascii="Courier New" w:eastAsia="Times New Roman" w:hAnsi="Courier New" w:cs="Courier New"/>
+          <w:kern w:val="0"/>
+          <w:sz w:val="20"/>
+          <w:szCs w:val="20"/>
+          <w:lang w:val="be-BY" w:eastAsia="ru-RU"/>
+          <w14:ligatures w14:val="none"/>
+        </w:rPr>
+        <w:t>::</w:t>
       </w:r>
       <w:proofErr w:type="spellStart"/>
       <w:r>
@@ -22048,7 +22274,7 @@
           <w:kern w:val="0"/>
           <w:sz w:val="20"/>
           <w:szCs w:val="20"/>
-          <w:lang w:val="en-US" w:eastAsia="ru-RU"/>
+          <w:lang w:val="be-BY" w:eastAsia="ru-RU"/>
           <w14:ligatures w14:val="none"/>
         </w:rPr>
         <w:t>;</w:t>
@@ -22086,20 +22312,42 @@
           <w:kern w:val="0"/>
           <w:sz w:val="20"/>
           <w:szCs w:val="20"/>
-          <w:lang w:val="en-US" w:eastAsia="ru-RU"/>
-          <w14:ligatures w14:val="none"/>
-        </w:rPr>
-      </w:pPr>
-      <w:r>
-        <w:rPr>
-          <w:rFonts w:ascii="Courier New" w:eastAsia="Times New Roman" w:hAnsi="Courier New" w:cs="Courier New"/>
-          <w:kern w:val="0"/>
-          <w:sz w:val="20"/>
-          <w:szCs w:val="20"/>
-          <w:lang w:val="en-US" w:eastAsia="ru-RU"/>
-          <w14:ligatures w14:val="none"/>
-        </w:rPr>
-        <w:t xml:space="preserve">            break;</w:t>
+          <w:lang w:val="be-BY" w:eastAsia="ru-RU"/>
+          <w14:ligatures w14:val="none"/>
+        </w:rPr>
+      </w:pPr>
+      <w:r>
+        <w:rPr>
+          <w:rFonts w:ascii="Courier New" w:eastAsia="Times New Roman" w:hAnsi="Courier New" w:cs="Courier New"/>
+          <w:kern w:val="0"/>
+          <w:sz w:val="20"/>
+          <w:szCs w:val="20"/>
+          <w:lang w:val="be-BY" w:eastAsia="ru-RU"/>
+          <w14:ligatures w14:val="none"/>
+        </w:rPr>
+        <w:t xml:space="preserve">            </w:t>
+      </w:r>
+      <w:r>
+        <w:rPr>
+          <w:rFonts w:ascii="Courier New" w:eastAsia="Times New Roman" w:hAnsi="Courier New" w:cs="Courier New"/>
+          <w:kern w:val="0"/>
+          <w:sz w:val="20"/>
+          <w:szCs w:val="20"/>
+          <w:lang w:val="en-US" w:eastAsia="ru-RU"/>
+          <w14:ligatures w14:val="none"/>
+        </w:rPr>
+        <w:t>break</w:t>
+      </w:r>
+      <w:r>
+        <w:rPr>
+          <w:rFonts w:ascii="Courier New" w:eastAsia="Times New Roman" w:hAnsi="Courier New" w:cs="Courier New"/>
+          <w:kern w:val="0"/>
+          <w:sz w:val="20"/>
+          <w:szCs w:val="20"/>
+          <w:lang w:val="be-BY" w:eastAsia="ru-RU"/>
+          <w14:ligatures w14:val="none"/>
+        </w:rPr>
+        <w:t>;</w:t>
       </w:r>
     </w:p>
     <w:p>
@@ -22134,17 +22382,17 @@
           <w:kern w:val="0"/>
           <w:sz w:val="20"/>
           <w:szCs w:val="20"/>
-          <w:lang w:val="en-US" w:eastAsia="ru-RU"/>
-          <w14:ligatures w14:val="none"/>
-        </w:rPr>
-      </w:pPr>
-      <w:r>
-        <w:rPr>
-          <w:rFonts w:ascii="Courier New" w:eastAsia="Times New Roman" w:hAnsi="Courier New" w:cs="Courier New"/>
-          <w:kern w:val="0"/>
-          <w:sz w:val="20"/>
-          <w:szCs w:val="20"/>
-          <w:lang w:val="en-US" w:eastAsia="ru-RU"/>
+          <w:lang w:val="be-BY" w:eastAsia="ru-RU"/>
+          <w14:ligatures w14:val="none"/>
+        </w:rPr>
+      </w:pPr>
+      <w:r>
+        <w:rPr>
+          <w:rFonts w:ascii="Courier New" w:eastAsia="Times New Roman" w:hAnsi="Courier New" w:cs="Courier New"/>
+          <w:kern w:val="0"/>
+          <w:sz w:val="20"/>
+          <w:szCs w:val="20"/>
+          <w:lang w:val="be-BY" w:eastAsia="ru-RU"/>
           <w14:ligatures w14:val="none"/>
         </w:rPr>
         <w:t xml:space="preserve">        }</w:t>
@@ -22182,17 +22430,17 @@
           <w:kern w:val="0"/>
           <w:sz w:val="20"/>
           <w:szCs w:val="20"/>
-          <w:lang w:val="en-US" w:eastAsia="ru-RU"/>
-          <w14:ligatures w14:val="none"/>
-        </w:rPr>
-      </w:pPr>
-      <w:r>
-        <w:rPr>
-          <w:rFonts w:ascii="Courier New" w:eastAsia="Times New Roman" w:hAnsi="Courier New" w:cs="Courier New"/>
-          <w:kern w:val="0"/>
-          <w:sz w:val="20"/>
-          <w:szCs w:val="20"/>
-          <w:lang w:val="en-US" w:eastAsia="ru-RU"/>
+          <w:lang w:val="be-BY" w:eastAsia="ru-RU"/>
+          <w14:ligatures w14:val="none"/>
+        </w:rPr>
+      </w:pPr>
+      <w:r>
+        <w:rPr>
+          <w:rFonts w:ascii="Courier New" w:eastAsia="Times New Roman" w:hAnsi="Courier New" w:cs="Courier New"/>
+          <w:kern w:val="0"/>
+          <w:sz w:val="20"/>
+          <w:szCs w:val="20"/>
+          <w:lang w:val="be-BY" w:eastAsia="ru-RU"/>
           <w14:ligatures w14:val="none"/>
         </w:rPr>
         <w:t xml:space="preserve">    }</w:t>
@@ -22230,7 +22478,7 @@
           <w:kern w:val="0"/>
           <w:sz w:val="20"/>
           <w:szCs w:val="20"/>
-          <w:lang w:val="en-US" w:eastAsia="ru-RU"/>
+          <w:lang w:val="be-BY" w:eastAsia="ru-RU"/>
           <w14:ligatures w14:val="none"/>
         </w:rPr>
       </w:pPr>
@@ -22267,75 +22515,20 @@
           <w:kern w:val="0"/>
           <w:sz w:val="20"/>
           <w:szCs w:val="20"/>
-          <w:lang w:val="en-US" w:eastAsia="ru-RU"/>
-          <w14:ligatures w14:val="none"/>
-        </w:rPr>
-      </w:pPr>
-      <w:r>
-        <w:rPr>
-          <w:rFonts w:ascii="Courier New" w:eastAsia="Times New Roman" w:hAnsi="Courier New" w:cs="Courier New"/>
-          <w:kern w:val="0"/>
-          <w:sz w:val="20"/>
-          <w:szCs w:val="20"/>
-          <w:lang w:val="en-US" w:eastAsia="ru-RU"/>
-          <w14:ligatures w14:val="none"/>
-        </w:rPr>
-        <w:t xml:space="preserve">    // </w:t>
-      </w:r>
-      <w:r>
-        <w:rPr>
-          <w:rFonts w:ascii="Courier New" w:eastAsia="Times New Roman" w:hAnsi="Courier New" w:cs="Courier New"/>
-          <w:kern w:val="0"/>
-          <w:sz w:val="20"/>
-          <w:szCs w:val="20"/>
-          <w:lang w:eastAsia="ru-RU"/>
-          <w14:ligatures w14:val="none"/>
-        </w:rPr>
-        <w:t>Засекаем</w:t>
-      </w:r>
-      <w:r>
-        <w:rPr>
-          <w:rFonts w:ascii="Courier New" w:eastAsia="Times New Roman" w:hAnsi="Courier New" w:cs="Courier New"/>
-          <w:kern w:val="0"/>
-          <w:sz w:val="20"/>
-          <w:szCs w:val="20"/>
-          <w:lang w:val="en-US" w:eastAsia="ru-RU"/>
-          <w14:ligatures w14:val="none"/>
-        </w:rPr>
-        <w:t xml:space="preserve"> </w:t>
-      </w:r>
-      <w:r>
-        <w:rPr>
-          <w:rFonts w:ascii="Courier New" w:eastAsia="Times New Roman" w:hAnsi="Courier New" w:cs="Courier New"/>
-          <w:kern w:val="0"/>
-          <w:sz w:val="20"/>
-          <w:szCs w:val="20"/>
-          <w:lang w:eastAsia="ru-RU"/>
-          <w14:ligatures w14:val="none"/>
-        </w:rPr>
-        <w:t>реальное</w:t>
-      </w:r>
-      <w:r>
-        <w:rPr>
-          <w:rFonts w:ascii="Courier New" w:eastAsia="Times New Roman" w:hAnsi="Courier New" w:cs="Courier New"/>
-          <w:kern w:val="0"/>
-          <w:sz w:val="20"/>
-          <w:szCs w:val="20"/>
-          <w:lang w:val="en-US" w:eastAsia="ru-RU"/>
-          <w14:ligatures w14:val="none"/>
-        </w:rPr>
-        <w:t xml:space="preserve"> </w:t>
-      </w:r>
-      <w:r>
-        <w:rPr>
-          <w:rFonts w:ascii="Courier New" w:eastAsia="Times New Roman" w:hAnsi="Courier New" w:cs="Courier New"/>
-          <w:kern w:val="0"/>
-          <w:sz w:val="20"/>
-          <w:szCs w:val="20"/>
-          <w:lang w:eastAsia="ru-RU"/>
-          <w14:ligatures w14:val="none"/>
-        </w:rPr>
-        <w:t>время</w:t>
+          <w:lang w:val="be-BY" w:eastAsia="ru-RU"/>
+          <w14:ligatures w14:val="none"/>
+        </w:rPr>
+      </w:pPr>
+      <w:r>
+        <w:rPr>
+          <w:rFonts w:ascii="Courier New" w:eastAsia="Times New Roman" w:hAnsi="Courier New" w:cs="Courier New"/>
+          <w:kern w:val="0"/>
+          <w:sz w:val="20"/>
+          <w:szCs w:val="20"/>
+          <w:lang w:val="be-BY" w:eastAsia="ru-RU"/>
+          <w14:ligatures w14:val="none"/>
+        </w:rPr>
+        <w:t xml:space="preserve">    // Засекаем реальное время</w:t>
       </w:r>
     </w:p>
     <w:p>
@@ -22370,17 +22563,17 @@
           <w:kern w:val="0"/>
           <w:sz w:val="20"/>
           <w:szCs w:val="20"/>
-          <w:lang w:val="en-US" w:eastAsia="ru-RU"/>
-          <w14:ligatures w14:val="none"/>
-        </w:rPr>
-      </w:pPr>
-      <w:r>
-        <w:rPr>
-          <w:rFonts w:ascii="Courier New" w:eastAsia="Times New Roman" w:hAnsi="Courier New" w:cs="Courier New"/>
-          <w:kern w:val="0"/>
-          <w:sz w:val="20"/>
-          <w:szCs w:val="20"/>
-          <w:lang w:val="en-US" w:eastAsia="ru-RU"/>
+          <w:lang w:val="be-BY" w:eastAsia="ru-RU"/>
+          <w14:ligatures w14:val="none"/>
+        </w:rPr>
+      </w:pPr>
+      <w:r>
+        <w:rPr>
+          <w:rFonts w:ascii="Courier New" w:eastAsia="Times New Roman" w:hAnsi="Courier New" w:cs="Courier New"/>
+          <w:kern w:val="0"/>
+          <w:sz w:val="20"/>
+          <w:szCs w:val="20"/>
+          <w:lang w:val="be-BY" w:eastAsia="ru-RU"/>
           <w14:ligatures w14:val="none"/>
         </w:rPr>
         <w:t xml:space="preserve">    </w:t>
@@ -22404,7 +22597,7 @@
           <w:kern w:val="0"/>
           <w:sz w:val="20"/>
           <w:szCs w:val="20"/>
-          <w:lang w:val="en-US" w:eastAsia="ru-RU"/>
+          <w:lang w:val="be-BY" w:eastAsia="ru-RU"/>
           <w14:ligatures w14:val="none"/>
         </w:rPr>
         <w:t xml:space="preserve"> </w:t>
@@ -22428,7 +22621,7 @@
           <w:kern w:val="0"/>
           <w:sz w:val="20"/>
           <w:szCs w:val="20"/>
-          <w:lang w:val="en-US" w:eastAsia="ru-RU"/>
+          <w:lang w:val="be-BY" w:eastAsia="ru-RU"/>
           <w14:ligatures w14:val="none"/>
         </w:rPr>
         <w:t>;</w:t>
@@ -22476,7 +22669,7 @@
           <w:kern w:val="0"/>
           <w:sz w:val="20"/>
           <w:szCs w:val="20"/>
-          <w:lang w:val="en-US" w:eastAsia="ru-RU"/>
+          <w:lang w:val="be-BY" w:eastAsia="ru-RU"/>
           <w14:ligatures w14:val="none"/>
         </w:rPr>
         <w:t xml:space="preserve">    </w:t>
@@ -23246,6 +23439,7 @@
       </w:pPr>
       <w:r>
         <w:rPr>
+          <w:noProof/>
           <w:szCs w:val="28"/>
         </w:rPr>
         <w:drawing>
@@ -23296,7 +23490,6 @@
         <w:jc w:val="center"/>
         <w:rPr>
           <w:szCs w:val="28"/>
-          <w:lang w:val="en-US"/>
         </w:rPr>
       </w:pPr>
       <w:r>
@@ -24874,31 +25067,7 @@
           <w:lang w:val="en-US" w:eastAsia="ru-RU"/>
           <w14:ligatures w14:val="none"/>
         </w:rPr>
-        <w:t xml:space="preserve"> - </w:t>
-      </w:r>
-      <w:proofErr w:type="spellStart"/>
-      <w:r>
-        <w:rPr>
-          <w:rFonts w:ascii="Courier New" w:eastAsia="Times New Roman" w:hAnsi="Courier New" w:cs="Courier New"/>
-          <w:kern w:val="0"/>
-          <w:sz w:val="20"/>
-          <w:szCs w:val="20"/>
-          <w:lang w:val="en-US" w:eastAsia="ru-RU"/>
-          <w14:ligatures w14:val="none"/>
-        </w:rPr>
-        <w:t>start.tv_sec</w:t>
-      </w:r>
-      <w:proofErr w:type="spellEnd"/>
-      <w:r>
-        <w:rPr>
-          <w:rFonts w:ascii="Courier New" w:eastAsia="Times New Roman" w:hAnsi="Courier New" w:cs="Courier New"/>
-          <w:kern w:val="0"/>
-          <w:sz w:val="20"/>
-          <w:szCs w:val="20"/>
-          <w:lang w:val="en-US" w:eastAsia="ru-RU"/>
-          <w14:ligatures w14:val="none"/>
-        </w:rPr>
-        <w:t>) +</w:t>
+        <w:t xml:space="preserve"> - start.tv_sec) +</w:t>
       </w:r>
     </w:p>
     <w:p>
@@ -25428,7 +25597,7 @@
           <w:kern w:val="0"/>
           <w:sz w:val="20"/>
           <w:szCs w:val="20"/>
-          <w:lang w:eastAsia="ru-RU"/>
+          <w:lang w:val="en-US" w:eastAsia="ru-RU"/>
           <w14:ligatures w14:val="none"/>
         </w:rPr>
       </w:pPr>
@@ -25540,7 +25709,7 @@
           <w:kern w:val="0"/>
           <w:sz w:val="20"/>
           <w:szCs w:val="20"/>
-          <w:lang w:eastAsia="ru-RU"/>
+          <w:lang w:val="en-US" w:eastAsia="ru-RU"/>
           <w14:ligatures w14:val="none"/>
         </w:rPr>
       </w:pPr>
@@ -26741,7 +26910,6 @@
         <w:jc w:val="center"/>
         <w:rPr>
           <w:szCs w:val="28"/>
-          <w:lang w:val="en-US"/>
         </w:rPr>
       </w:pPr>
       <w:r>
@@ -26797,6 +26965,7 @@
       </w:pPr>
       <w:r>
         <w:rPr>
+          <w:noProof/>
           <w:szCs w:val="28"/>
         </w:rPr>
         <w:drawing>
@@ -26847,7 +27016,6 @@
         <w:jc w:val="center"/>
         <w:rPr>
           <w:szCs w:val="28"/>
-          <w:lang w:val="en-US"/>
         </w:rPr>
       </w:pPr>
       <w:r>
@@ -26953,7 +27121,13 @@
           <w:szCs w:val="28"/>
           <w:lang w:val="en-US"/>
         </w:rPr>
-        <w:t>POSIX-</w:t>
+        <w:t>POSIX</w:t>
+      </w:r>
+      <w:r>
+        <w:rPr>
+          <w:szCs w:val="28"/>
+        </w:rPr>
+        <w:t>-</w:t>
       </w:r>
       <w:r>
         <w:rPr>
@@ -28078,7 +28252,7 @@
           <w:kern w:val="0"/>
           <w:sz w:val="20"/>
           <w:szCs w:val="20"/>
-          <w:lang w:eastAsia="ru-RU"/>
+          <w:lang w:val="en-US" w:eastAsia="ru-RU"/>
           <w14:ligatures w14:val="none"/>
         </w:rPr>
       </w:pPr>
@@ -29520,31 +29694,7 @@
           <w:lang w:val="en-US" w:eastAsia="ru-RU"/>
           <w14:ligatures w14:val="none"/>
         </w:rPr>
-        <w:t xml:space="preserve"> - </w:t>
-      </w:r>
-      <w:proofErr w:type="spellStart"/>
-      <w:r>
-        <w:rPr>
-          <w:rFonts w:ascii="Courier New" w:eastAsia="Times New Roman" w:hAnsi="Courier New" w:cs="Courier New"/>
-          <w:kern w:val="0"/>
-          <w:sz w:val="20"/>
-          <w:szCs w:val="20"/>
-          <w:lang w:val="en-US" w:eastAsia="ru-RU"/>
-          <w14:ligatures w14:val="none"/>
-        </w:rPr>
-        <w:t>start.tv_sec</w:t>
-      </w:r>
-      <w:proofErr w:type="spellEnd"/>
-      <w:r>
-        <w:rPr>
-          <w:rFonts w:ascii="Courier New" w:eastAsia="Times New Roman" w:hAnsi="Courier New" w:cs="Courier New"/>
-          <w:kern w:val="0"/>
-          <w:sz w:val="20"/>
-          <w:szCs w:val="20"/>
-          <w:lang w:val="en-US" w:eastAsia="ru-RU"/>
-          <w14:ligatures w14:val="none"/>
-        </w:rPr>
-        <w:t>) +</w:t>
+        <w:t xml:space="preserve"> - start.tv_sec) +</w:t>
       </w:r>
     </w:p>
     <w:p>
@@ -30256,7 +30406,20 @@
           <w:szCs w:val="28"/>
           <w:lang w:val="en-US"/>
         </w:rPr>
-        <w:t>Lab-07x</w:t>
+        <w:t>Lab</w:t>
+      </w:r>
+      <w:r>
+        <w:rPr>
+          <w:szCs w:val="28"/>
+        </w:rPr>
+        <w:t>-07</w:t>
+      </w:r>
+      <w:r>
+        <w:rPr>
+          <w:szCs w:val="28"/>
+          <w:lang w:val="en-US"/>
+        </w:rPr>
+        <w:t>x</w:t>
       </w:r>
     </w:p>
     <w:p>
@@ -31701,7 +31864,7 @@
           <w:kern w:val="0"/>
           <w:sz w:val="20"/>
           <w:szCs w:val="20"/>
-          <w:lang w:val="en-US" w:eastAsia="ru-RU"/>
+          <w:lang w:eastAsia="ru-RU"/>
           <w14:ligatures w14:val="none"/>
         </w:rPr>
       </w:pPr>
@@ -31735,20 +31898,66 @@
           <w:kern w:val="0"/>
           <w:sz w:val="20"/>
           <w:szCs w:val="20"/>
-          <w:lang w:val="en-US" w:eastAsia="ru-RU"/>
-          <w14:ligatures w14:val="none"/>
-        </w:rPr>
-        <w:t xml:space="preserve">(pid2, &amp;status, 0);  // </w:t>
-      </w:r>
-      <w:r>
-        <w:rPr>
-          <w:rFonts w:ascii="Courier New" w:eastAsia="Times New Roman" w:hAnsi="Courier New" w:cs="Courier New"/>
-          <w:kern w:val="0"/>
-          <w:sz w:val="20"/>
-          <w:szCs w:val="20"/>
           <w:lang w:eastAsia="ru-RU"/>
           <w14:ligatures w14:val="none"/>
         </w:rPr>
+        <w:t>(</w:t>
+      </w:r>
+      <w:proofErr w:type="spellStart"/>
+      <w:r>
+        <w:rPr>
+          <w:rFonts w:ascii="Courier New" w:eastAsia="Times New Roman" w:hAnsi="Courier New" w:cs="Courier New"/>
+          <w:kern w:val="0"/>
+          <w:sz w:val="20"/>
+          <w:szCs w:val="20"/>
+          <w:lang w:val="en-US" w:eastAsia="ru-RU"/>
+          <w14:ligatures w14:val="none"/>
+        </w:rPr>
+        <w:t>pid</w:t>
+      </w:r>
+      <w:proofErr w:type="spellEnd"/>
+      <w:r>
+        <w:rPr>
+          <w:rFonts w:ascii="Courier New" w:eastAsia="Times New Roman" w:hAnsi="Courier New" w:cs="Courier New"/>
+          <w:kern w:val="0"/>
+          <w:sz w:val="20"/>
+          <w:szCs w:val="20"/>
+          <w:lang w:eastAsia="ru-RU"/>
+          <w14:ligatures w14:val="none"/>
+        </w:rPr>
+        <w:t>2, &amp;</w:t>
+      </w:r>
+      <w:r>
+        <w:rPr>
+          <w:rFonts w:ascii="Courier New" w:eastAsia="Times New Roman" w:hAnsi="Courier New" w:cs="Courier New"/>
+          <w:kern w:val="0"/>
+          <w:sz w:val="20"/>
+          <w:szCs w:val="20"/>
+          <w:lang w:val="en-US" w:eastAsia="ru-RU"/>
+          <w14:ligatures w14:val="none"/>
+        </w:rPr>
+        <w:t>status</w:t>
+      </w:r>
+      <w:r>
+        <w:rPr>
+          <w:rFonts w:ascii="Courier New" w:eastAsia="Times New Roman" w:hAnsi="Courier New" w:cs="Courier New"/>
+          <w:kern w:val="0"/>
+          <w:sz w:val="20"/>
+          <w:szCs w:val="20"/>
+          <w:lang w:eastAsia="ru-RU"/>
+          <w14:ligatures w14:val="none"/>
+        </w:rPr>
+        <w:t xml:space="preserve">, 0);  // </w:t>
+      </w:r>
+      <w:r>
+        <w:rPr>
+          <w:rFonts w:ascii="Courier New" w:eastAsia="Times New Roman" w:hAnsi="Courier New" w:cs="Courier New"/>
+          <w:kern w:val="0"/>
+          <w:sz w:val="20"/>
+          <w:szCs w:val="20"/>
+          <w:lang w:eastAsia="ru-RU"/>
+          <w14:ligatures w14:val="none"/>
+        </w:rPr>
         <w:t>ждём</w:t>
       </w:r>
       <w:r>
@@ -31757,7 +31966,7 @@
           <w:kern w:val="0"/>
           <w:sz w:val="20"/>
           <w:szCs w:val="20"/>
-          <w:lang w:val="en-US" w:eastAsia="ru-RU"/>
+          <w:lang w:eastAsia="ru-RU"/>
           <w14:ligatures w14:val="none"/>
         </w:rPr>
         <w:t xml:space="preserve"> </w:t>
@@ -31790,7 +31999,7 @@
           <w:kern w:val="0"/>
           <w:sz w:val="20"/>
           <w:szCs w:val="20"/>
-          <w:lang w:val="en-US" w:eastAsia="ru-RU"/>
+          <w:lang w:eastAsia="ru-RU"/>
           <w14:ligatures w14:val="none"/>
         </w:rPr>
       </w:pPr>
@@ -31821,7 +32030,7 @@
           <w:kern w:val="0"/>
           <w:sz w:val="20"/>
           <w:szCs w:val="20"/>
-          <w:lang w:val="en-US" w:eastAsia="ru-RU"/>
+          <w:lang w:eastAsia="ru-RU"/>
           <w14:ligatures w14:val="none"/>
         </w:rPr>
         <w:t xml:space="preserve">    </w:t>
@@ -32111,6 +32320,7 @@
       </w:pPr>
       <w:r>
         <w:rPr>
+          <w:noProof/>
           <w:szCs w:val="28"/>
         </w:rPr>
         <w:drawing>
@@ -32161,7 +32371,6 @@
         <w:jc w:val="center"/>
         <w:rPr>
           <w:szCs w:val="28"/>
-          <w:lang w:val="en-US"/>
         </w:rPr>
       </w:pPr>
       <w:r>
@@ -32195,6 +32404,7 @@
       <w:pPr>
         <w:spacing w:after="0"/>
         <w:ind w:firstLine="709"/>
+        <w:jc w:val="both"/>
         <w:rPr>
           <w:szCs w:val="28"/>
         </w:rPr>

--- a/lab_7/лр7.docx
+++ b/lab_7/лр7.docx
@@ -12609,18 +12609,7 @@
           <w:highlight w:val="white"/>
           <w:lang w:val="en-US"/>
         </w:rPr>
-        <w:t xml:space="preserve">    </w:t>
-      </w:r>
-      <w:r>
-        <w:rPr>
-          <w:rFonts w:ascii="Cascadia Mono" w:eastAsiaTheme="minorHAnsi" w:hAnsi="Cascadia Mono" w:cs="Cascadia Mono"/>
-          <w:kern w:val="0"/>
-          <w:sz w:val="19"/>
-          <w:szCs w:val="19"/>
-          <w:highlight w:val="white"/>
-          <w:lang w:val="en-US"/>
-        </w:rPr>
-        <w:t xml:space="preserve">double </w:t>
+        <w:t xml:space="preserve">    double </w:t>
       </w:r>
       <w:proofErr w:type="spellStart"/>
       <w:r>
@@ -12757,28 +12746,18 @@
           <w:sz w:val="19"/>
           <w:szCs w:val="19"/>
           <w:highlight w:val="white"/>
-          <w:lang w:val="en-US"/>
-        </w:rPr>
-      </w:pPr>
-      <w:r>
-        <w:rPr>
-          <w:rFonts w:ascii="Cascadia Mono" w:eastAsiaTheme="minorHAnsi" w:hAnsi="Cascadia Mono" w:cs="Cascadia Mono"/>
-          <w:kern w:val="0"/>
-          <w:sz w:val="19"/>
-          <w:szCs w:val="19"/>
-          <w:highlight w:val="white"/>
-        </w:rPr>
-        <w:t xml:space="preserve">  </w:t>
-      </w:r>
-      <w:r>
-        <w:rPr>
-          <w:rFonts w:ascii="Cascadia Mono" w:eastAsiaTheme="minorHAnsi" w:hAnsi="Cascadia Mono" w:cs="Cascadia Mono"/>
-          <w:kern w:val="0"/>
-          <w:sz w:val="19"/>
-          <w:szCs w:val="19"/>
-          <w:highlight w:val="white"/>
-        </w:rPr>
-        <w:t xml:space="preserve">  </w:t>
+        </w:rPr>
+      </w:pPr>
+      <w:r>
+        <w:rPr>
+          <w:rFonts w:ascii="Cascadia Mono" w:eastAsiaTheme="minorHAnsi" w:hAnsi="Cascadia Mono" w:cs="Cascadia Mono"/>
+          <w:kern w:val="0"/>
+          <w:sz w:val="19"/>
+          <w:szCs w:val="19"/>
+          <w:highlight w:val="white"/>
+          <w:lang w:val="en-US"/>
+        </w:rPr>
+        <w:t xml:space="preserve">    </w:t>
       </w:r>
       <w:r>
         <w:rPr>
@@ -12854,9 +12833,29 @@
           <w:sz w:val="19"/>
           <w:szCs w:val="19"/>
           <w:highlight w:val="white"/>
-          <w:lang w:val="en-US"/>
-        </w:rPr>
-        <w:t>&lt;&lt; std::</w:t>
+        </w:rPr>
+        <w:t xml:space="preserve">&lt;&lt; </w:t>
+      </w:r>
+      <w:r>
+        <w:rPr>
+          <w:rFonts w:ascii="Cascadia Mono" w:eastAsiaTheme="minorHAnsi" w:hAnsi="Cascadia Mono" w:cs="Cascadia Mono"/>
+          <w:kern w:val="0"/>
+          <w:sz w:val="19"/>
+          <w:szCs w:val="19"/>
+          <w:highlight w:val="white"/>
+          <w:lang w:val="en-US"/>
+        </w:rPr>
+        <w:t>std</w:t>
+      </w:r>
+      <w:r>
+        <w:rPr>
+          <w:rFonts w:ascii="Cascadia Mono" w:eastAsiaTheme="minorHAnsi" w:hAnsi="Cascadia Mono" w:cs="Cascadia Mono"/>
+          <w:kern w:val="0"/>
+          <w:sz w:val="19"/>
+          <w:szCs w:val="19"/>
+          <w:highlight w:val="white"/>
+        </w:rPr>
+        <w:t>::</w:t>
       </w:r>
       <w:proofErr w:type="spellStart"/>
       <w:r>
@@ -12878,7 +12877,6 @@
           <w:sz w:val="19"/>
           <w:szCs w:val="19"/>
           <w:highlight w:val="white"/>
-          <w:lang w:val="en-US"/>
         </w:rPr>
         <w:t>;</w:t>
       </w:r>
@@ -12900,7 +12898,6 @@
           <w:sz w:val="19"/>
           <w:szCs w:val="19"/>
           <w:highlight w:val="white"/>
-          <w:lang w:val="en-US"/>
         </w:rPr>
       </w:pPr>
       <w:r>
@@ -12922,7 +12919,17 @@
           <w:highlight w:val="white"/>
           <w:lang w:val="en-US"/>
         </w:rPr>
-        <w:t>return 0;</w:t>
+        <w:t>return</w:t>
+      </w:r>
+      <w:r>
+        <w:rPr>
+          <w:rFonts w:ascii="Cascadia Mono" w:eastAsiaTheme="minorHAnsi" w:hAnsi="Cascadia Mono" w:cs="Cascadia Mono"/>
+          <w:kern w:val="0"/>
+          <w:sz w:val="19"/>
+          <w:szCs w:val="19"/>
+          <w:highlight w:val="white"/>
+        </w:rPr>
+        <w:t xml:space="preserve"> 0;</w:t>
       </w:r>
     </w:p>
     <w:p>
@@ -12942,17 +12949,15 @@
           <w:sz w:val="19"/>
           <w:szCs w:val="19"/>
           <w:highlight w:val="white"/>
-          <w:lang w:val="en-US"/>
-        </w:rPr>
-      </w:pPr>
-      <w:r>
-        <w:rPr>
-          <w:rFonts w:ascii="Cascadia Mono" w:eastAsiaTheme="minorHAnsi" w:hAnsi="Cascadia Mono" w:cs="Cascadia Mono"/>
-          <w:kern w:val="0"/>
-          <w:sz w:val="19"/>
-          <w:szCs w:val="19"/>
-          <w:highlight w:val="white"/>
-          <w:lang w:val="en-US"/>
+        </w:rPr>
+      </w:pPr>
+      <w:r>
+        <w:rPr>
+          <w:rFonts w:ascii="Cascadia Mono" w:eastAsiaTheme="minorHAnsi" w:hAnsi="Cascadia Mono" w:cs="Cascadia Mono"/>
+          <w:kern w:val="0"/>
+          <w:sz w:val="19"/>
+          <w:szCs w:val="19"/>
+          <w:highlight w:val="white"/>
         </w:rPr>
         <w:t>}</w:t>
       </w:r>
@@ -12997,6 +13002,9 @@
         <w:jc w:val="center"/>
       </w:pPr>
       <w:r>
+        <w:rPr>
+          <w:noProof/>
+        </w:rPr>
         <w:lastRenderedPageBreak/>
         <w:drawing>
           <wp:inline distT="0" distB="0" distL="0" distR="0" wp14:anchorId="7A602EF9" wp14:editId="37979EAD">
@@ -13046,23 +13054,7 @@
         <w:jc w:val="center"/>
       </w:pPr>
       <w:r>
-        <w:t xml:space="preserve">Рисунок 1.4 – Результат </w:t>
-      </w:r>
-      <w:proofErr w:type="spellStart"/>
-      <w:r>
-        <w:t>прило</w:t>
-      </w:r>
-      <w:proofErr w:type="spellEnd"/>
-      <w:r>
-        <w:t xml:space="preserve"> </w:t>
-      </w:r>
-      <w:proofErr w:type="spellStart"/>
-      <w:r>
-        <w:t>жения</w:t>
-      </w:r>
-      <w:proofErr w:type="spellEnd"/>
-      <w:r>
-        <w:t xml:space="preserve"> </w:t>
+        <w:t xml:space="preserve">Рисунок 1.4 – Результат приложения </w:t>
       </w:r>
       <w:r>
         <w:rPr>
@@ -38617,6 +38609,7 @@
   <w:style w:type="character" w:default="1" w:styleId="a0">
     <w:name w:val="Default Paragraph Font"/>
     <w:uiPriority w:val="1"/>
+    <w:semiHidden/>
     <w:unhideWhenUsed/>
   </w:style>
   <w:style w:type="table" w:default="1" w:styleId="a1">
